--- a/Eco.PseudoRandom/report/Report_Lab1_PRNG.docx
+++ b/Eco.PseudoRandom/report/Report_Lab1_PRNG.docx
@@ -2952,7 +2952,7 @@
         <w:rPr>
           <w:rFonts w:ascii="Times New Roman" w:cs="Times New Roman" w:eastAsia="Times New Roman" w:hAnsi="Times New Roman"/>
         </w:rPr>
-        <w:t xml:space="preserve"> реализует другой алгоритм), а MATLAB не входит в среду выполнения работы. Поэтому в качестве эталона написана независимая модель на Python (</w:t>
+        <w:t xml:space="preserve"> реализует другой алгоритм), а MATLAB не входит в среду выполнения работы; сравнение со стандартными генераторами по качеству и скорости приведено в разделе 6.1. Поэтому в качестве эталона значений написана независимая модель на Python (</w:t>
       </w:r>
       <w:r>
         <w:rPr>
@@ -7063,7 +7063,7 @@
                 <w:sz w:val="18"/>
                 <w:szCs w:val="18"/>
               </w:rPr>
-              <w:t xml:space="preserve">67</w:t>
+              <w:t xml:space="preserve">66</w:t>
             </w:r>
           </w:p>
         </w:tc>
@@ -7094,7 +7094,7 @@
                 <w:sz w:val="18"/>
                 <w:szCs w:val="18"/>
               </w:rPr>
-              <w:t xml:space="preserve">78</w:t>
+              <w:t xml:space="preserve">77</w:t>
             </w:r>
           </w:p>
         </w:tc>
@@ -7507,7 +7507,7 @@
                 <w:sz w:val="18"/>
                 <w:szCs w:val="18"/>
               </w:rPr>
-              <w:t xml:space="preserve">73</w:t>
+              <w:t xml:space="preserve">74</w:t>
             </w:r>
           </w:p>
         </w:tc>
@@ -7538,7 +7538,7 @@
                 <w:sz w:val="18"/>
                 <w:szCs w:val="18"/>
               </w:rPr>
-              <w:t xml:space="preserve">81</w:t>
+              <w:t xml:space="preserve">82</w:t>
             </w:r>
           </w:p>
         </w:tc>
@@ -7760,7 +7760,7 @@
                 <w:sz w:val="18"/>
                 <w:szCs w:val="18"/>
               </w:rPr>
-              <w:t xml:space="preserve">44</w:t>
+              <w:t xml:space="preserve">43</w:t>
             </w:r>
           </w:p>
         </w:tc>
@@ -7982,7 +7982,7 @@
                 <w:sz w:val="18"/>
                 <w:szCs w:val="18"/>
               </w:rPr>
-              <w:t xml:space="preserve">265</w:t>
+              <w:t xml:space="preserve">271</w:t>
             </w:r>
           </w:p>
         </w:tc>
@@ -8173,7 +8173,7 @@
                 <w:sz w:val="18"/>
                 <w:szCs w:val="18"/>
               </w:rPr>
-              <w:t xml:space="preserve">142</w:t>
+              <w:t xml:space="preserve">136</w:t>
             </w:r>
           </w:p>
         </w:tc>
@@ -8204,7 +8204,7 @@
                 <w:sz w:val="18"/>
                 <w:szCs w:val="18"/>
               </w:rPr>
-              <w:t xml:space="preserve">277</w:t>
+              <w:t xml:space="preserve">269</w:t>
             </w:r>
           </w:p>
         </w:tc>
@@ -8252,7 +8252,1501 @@
         <w:rPr>
           <w:rFonts w:ascii="Times New Roman" w:cs="Times New Roman" w:eastAsia="Times New Roman" w:hAnsi="Times New Roman"/>
         </w:rPr>
-        <w:t xml:space="preserve"> Быстрее всех Xorshift в режиме SOA (265–277 млн значений в секунду); у обеих конфигураций LFSR скорость заметно ниже (43–81 млн/с в SOA и 40–73 млн/с в ООА). Причина – в реализации, сгенерированной ИИ по скелету функции шага: степень полинома (разрядность регистра) вычисляется побитовым циклом при каждом вызове, до 32 или 64 итераций на шаг, тогда как у Xorshift такого цикла нет. Это сознательно простое и проверяемое решение; в режиме ООА степень можно вычислить один раз в Init, что дало бы заметный выигрыш. Для раздела 3 анализ производительности не является обязательным; данные приведены для сравнения SOA и ООА (раздел 7).</w:t>
+        <w:t xml:space="preserve"> Быстрее всех Xorshift в режиме SOA (269–271 млн значений в секунду); у обеих конфигураций LFSR скорость заметно ниже (43–82 млн/с в SOA и 40–74 млн/с в ООА). Причина – в реализации, сгенерированной ИИ по скелету функции шага: степень полинома (разрядность регистра) вычисляется побитовым циклом при каждом вызове, до 32 или 64 итераций на шаг, тогда как у Xorshift такого цикла нет. Это сознательно простое и проверяемое решение; в режиме ООА степень можно вычислить один раз в Init, что дало бы заметный выигрыш. Для раздела 3 анализ производительности не является обязательным; данные приведены для сравнения SOA и ООА (раздел 7).</w:t>
+      </w:r>
+    </w:p>
+    <w:p>
+      <w:pPr>
+        <w:pStyle w:val="Heading2"/>
+        <w:keepNext/>
+        <w:spacing w:after="120" w:before="240"/>
+      </w:pPr>
+      <w:r>
+        <w:rPr>
+          <w:rFonts w:ascii="Times New Roman" w:cs="Times New Roman" w:eastAsia="Times New Roman" w:hAnsi="Times New Roman"/>
+        </w:rPr>
+        <w:t xml:space="preserve">6.1. Сравнение со стандартной библиотекой C и аналогом MATLAB</w:t>
+      </w:r>
+    </w:p>
+    <w:p>
+      <w:pPr>
+        <w:spacing w:after="120" w:line="300"/>
+        <w:jc w:val="both"/>
+      </w:pPr>
+      <w:r>
+        <w:rPr>
+          <w:rFonts w:ascii="Times New Roman" w:cs="Times New Roman" w:eastAsia="Times New Roman" w:hAnsi="Times New Roman"/>
+        </w:rPr>
+        <w:t xml:space="preserve">Задание требует сравнительных таблиц с аналогами из стандартных средств. Для генераторов псевдослучайных чисел побитовое сравнение значений со стандартными функциями невозможно: </w:t>
+      </w:r>
+      <w:r>
+        <w:rPr>
+          <w:rFonts w:ascii="Menlo" w:cs="Menlo" w:eastAsia="Menlo" w:hAnsi="Menlo"/>
+          <w:sz w:val="22"/>
+          <w:szCs w:val="22"/>
+        </w:rPr>
+        <w:t xml:space="preserve">rand</w:t>
+      </w:r>
+      <w:r>
+        <w:rPr>
+          <w:rFonts w:ascii="Times New Roman" w:cs="Times New Roman" w:eastAsia="Times New Roman" w:hAnsi="Times New Roman"/>
+        </w:rPr>
+        <w:t xml:space="preserve">, </w:t>
+      </w:r>
+      <w:r>
+        <w:rPr>
+          <w:rFonts w:ascii="Menlo" w:cs="Menlo" w:eastAsia="Menlo" w:hAnsi="Menlo"/>
+          <w:sz w:val="22"/>
+          <w:szCs w:val="22"/>
+        </w:rPr>
+        <w:t xml:space="preserve">random</w:t>
+      </w:r>
+      <w:r>
+        <w:rPr>
+          <w:rFonts w:ascii="Times New Roman" w:cs="Times New Roman" w:eastAsia="Times New Roman" w:hAnsi="Times New Roman"/>
+        </w:rPr>
+        <w:t xml:space="preserve"> и </w:t>
+      </w:r>
+      <w:r>
+        <w:rPr>
+          <w:rFonts w:ascii="Menlo" w:cs="Menlo" w:eastAsia="Menlo" w:hAnsi="Menlo"/>
+          <w:sz w:val="22"/>
+          <w:szCs w:val="22"/>
+        </w:rPr>
+        <w:t xml:space="preserve">lrand48</w:t>
+      </w:r>
+      <w:r>
+        <w:rPr>
+          <w:rFonts w:ascii="Times New Roman" w:cs="Times New Roman" w:eastAsia="Times New Roman" w:hAnsi="Times New Roman"/>
+        </w:rPr>
+        <w:t xml:space="preserve"> реализуют другие алгоритмы (линейные конгруэнтные и аддитивные генераторы), а </w:t>
+      </w:r>
+      <w:r>
+        <w:rPr>
+          <w:rFonts w:ascii="Menlo" w:cs="Menlo" w:eastAsia="Menlo" w:hAnsi="Menlo"/>
+          <w:sz w:val="22"/>
+          <w:szCs w:val="22"/>
+        </w:rPr>
+        <w:t xml:space="preserve">rand</w:t>
+      </w:r>
+      <w:r>
+        <w:rPr>
+          <w:rFonts w:ascii="Times New Roman" w:cs="Times New Roman" w:eastAsia="Times New Roman" w:hAnsi="Times New Roman"/>
+        </w:rPr>
+        <w:t xml:space="preserve"> в MATLAB по умолчанию – Mersenne Twister (в Python его же использует модуль </w:t>
+      </w:r>
+      <w:r>
+        <w:rPr>
+          <w:rFonts w:ascii="Menlo" w:cs="Menlo" w:eastAsia="Menlo" w:hAnsi="Menlo"/>
+          <w:sz w:val="22"/>
+          <w:szCs w:val="22"/>
+        </w:rPr>
+        <w:t xml:space="preserve">random</w:t>
+      </w:r>
+      <w:r>
+        <w:rPr>
+          <w:rFonts w:ascii="Times New Roman" w:cs="Times New Roman" w:eastAsia="Times New Roman" w:hAnsi="Times New Roman"/>
+        </w:rPr>
+        <w:t xml:space="preserve">). Поэтому компоненты сравниваются со стандартными генераторами на </w:t>
+      </w:r>
+      <w:r>
+        <w:rPr>
+          <w:rFonts w:ascii="Times New Roman" w:cs="Times New Roman" w:eastAsia="Times New Roman" w:hAnsi="Times New Roman"/>
+          <w:b/>
+          <w:bCs/>
+        </w:rPr>
+        <w:t xml:space="preserve">одинаковых тестах качества и скорости</w:t>
+      </w:r>
+      <w:r>
+        <w:rPr>
+          <w:rFonts w:ascii="Times New Roman" w:cs="Times New Roman" w:eastAsia="Times New Roman" w:hAnsi="Times New Roman"/>
+        </w:rPr>
+        <w:t xml:space="preserve">: клиент (пункт меню «8») вычисляет для каждого генератора одни и те же показатели по младшим 24 битам миллиона значений (стандартные функции libc возвращают 31 бит, поэтому сравнение ведётся по общей части): долю единиц и статистику хи-квадрат по двум байтам. Mersenne Twister (аналог MATLAB) оценён скриптом </w:t>
+      </w:r>
+      <w:r>
+        <w:rPr>
+          <w:rFonts w:ascii="Menlo" w:cs="Menlo" w:eastAsia="Menlo" w:hAnsi="Menlo"/>
+          <w:sz w:val="22"/>
+          <w:szCs w:val="22"/>
+        </w:rPr>
+        <w:t xml:space="preserve">report/collect_data.py</w:t>
+      </w:r>
+      <w:r>
+        <w:rPr>
+          <w:rFonts w:ascii="Times New Roman" w:cs="Times New Roman" w:eastAsia="Times New Roman" w:hAnsi="Times New Roman"/>
+        </w:rPr>
+        <w:t xml:space="preserve"> по тем же формулам; его скорость не приводится, так как это интерпретатор Python.</w:t>
+      </w:r>
+    </w:p>
+    <w:p>
+      <w:pPr>
+        <w:keepNext/>
+        <w:spacing w:after="80" w:before="160"/>
+        <w:jc w:val="left"/>
+      </w:pPr>
+      <w:r>
+        <w:rPr>
+          <w:rFonts w:ascii="Times New Roman" w:cs="Times New Roman" w:eastAsia="Times New Roman" w:hAnsi="Times New Roman"/>
+          <w:i/>
+          <w:iCs/>
+          <w:sz w:val="22"/>
+          <w:szCs w:val="22"/>
+        </w:rPr>
+        <w:t xml:space="preserve">Таблица 5а. Компоненты и стандартные генераторы (младшие 24 бита, 1 000 000 значений)</w:t>
+      </w:r>
+    </w:p>
+    <w:tbl>
+      <w:tblPr>
+        <w:tblW w:type="dxa" w:w="9638"/>
+        <w:tblBorders>
+          <w:top w:val="single" w:color="auto" w:sz="4"/>
+          <w:left w:val="single" w:color="auto" w:sz="4"/>
+          <w:bottom w:val="single" w:color="auto" w:sz="4"/>
+          <w:right w:val="single" w:color="auto" w:sz="4"/>
+          <w:insideH w:val="single" w:color="auto" w:sz="4"/>
+          <w:insideV w:val="single" w:color="auto" w:sz="4"/>
+        </w:tblBorders>
+      </w:tblPr>
+      <w:tblGrid>
+        <w:gridCol w:w="3638"/>
+        <w:gridCol w:w="1400"/>
+        <w:gridCol w:w="1700"/>
+        <w:gridCol w:w="1700"/>
+        <w:gridCol w:w="1200"/>
+      </w:tblGrid>
+      <w:tr>
+        <w:trPr>
+          <w:tblHeader/>
+        </w:trPr>
+        <w:tc>
+          <w:tcPr>
+            <w:tcW w:type="dxa" w:w="3638"/>
+            <w:tcBorders>
+              <w:top w:val="single" w:color="808080" w:sz="4"/>
+              <w:left w:val="single" w:color="808080" w:sz="4"/>
+              <w:bottom w:val="single" w:color="808080" w:sz="4"/>
+              <w:right w:val="single" w:color="808080" w:sz="4"/>
+            </w:tcBorders>
+            <w:shd w:fill="D9E2F3" w:color="auto" w:val="clear"/>
+            <w:tcMar>
+              <w:top w:type="dxa" w:w="50"/>
+              <w:left w:type="dxa" w:w="90"/>
+              <w:bottom w:type="dxa" w:w="50"/>
+              <w:right w:type="dxa" w:w="90"/>
+            </w:tcMar>
+          </w:tcPr>
+          <w:p>
+            <w:pPr>
+              <w:spacing w:after="0" w:line="252"/>
+              <w:jc w:val="left"/>
+            </w:pPr>
+            <w:r>
+              <w:rPr>
+                <w:rFonts w:ascii="Times New Roman" w:cs="Times New Roman" w:eastAsia="Times New Roman" w:hAnsi="Times New Roman"/>
+                <w:b/>
+                <w:bCs/>
+                <w:sz w:val="18"/>
+                <w:szCs w:val="18"/>
+              </w:rPr>
+              <w:t xml:space="preserve">Генератор</w:t>
+            </w:r>
+          </w:p>
+        </w:tc>
+        <w:tc>
+          <w:tcPr>
+            <w:tcW w:type="dxa" w:w="1400"/>
+            <w:tcBorders>
+              <w:top w:val="single" w:color="808080" w:sz="4"/>
+              <w:left w:val="single" w:color="808080" w:sz="4"/>
+              <w:bottom w:val="single" w:color="808080" w:sz="4"/>
+              <w:right w:val="single" w:color="808080" w:sz="4"/>
+            </w:tcBorders>
+            <w:shd w:fill="D9E2F3" w:color="auto" w:val="clear"/>
+            <w:tcMar>
+              <w:top w:type="dxa" w:w="50"/>
+              <w:left w:type="dxa" w:w="90"/>
+              <w:bottom w:type="dxa" w:w="50"/>
+              <w:right w:type="dxa" w:w="90"/>
+            </w:tcMar>
+          </w:tcPr>
+          <w:p>
+            <w:pPr>
+              <w:spacing w:after="0" w:line="252"/>
+              <w:jc w:val="left"/>
+            </w:pPr>
+            <w:r>
+              <w:rPr>
+                <w:rFonts w:ascii="Times New Roman" w:cs="Times New Roman" w:eastAsia="Times New Roman" w:hAnsi="Times New Roman"/>
+                <w:b/>
+                <w:bCs/>
+                <w:sz w:val="18"/>
+                <w:szCs w:val="18"/>
+              </w:rPr>
+              <w:t xml:space="preserve">Доля единиц</w:t>
+            </w:r>
+          </w:p>
+        </w:tc>
+        <w:tc>
+          <w:tcPr>
+            <w:tcW w:type="dxa" w:w="1700"/>
+            <w:tcBorders>
+              <w:top w:val="single" w:color="808080" w:sz="4"/>
+              <w:left w:val="single" w:color="808080" w:sz="4"/>
+              <w:bottom w:val="single" w:color="808080" w:sz="4"/>
+              <w:right w:val="single" w:color="808080" w:sz="4"/>
+            </w:tcBorders>
+            <w:shd w:fill="D9E2F3" w:color="auto" w:val="clear"/>
+            <w:tcMar>
+              <w:top w:type="dxa" w:w="50"/>
+              <w:left w:type="dxa" w:w="90"/>
+              <w:bottom w:type="dxa" w:w="50"/>
+              <w:right w:type="dxa" w:w="90"/>
+            </w:tcMar>
+          </w:tcPr>
+          <w:p>
+            <w:pPr>
+              <w:spacing w:after="0" w:line="252"/>
+              <w:jc w:val="left"/>
+            </w:pPr>
+            <w:r>
+              <w:rPr>
+                <w:rFonts w:ascii="Times New Roman" w:cs="Times New Roman" w:eastAsia="Times New Roman" w:hAnsi="Times New Roman"/>
+                <w:b/>
+                <w:bCs/>
+                <w:sz w:val="18"/>
+                <w:szCs w:val="18"/>
+              </w:rPr>
+              <w:t xml:space="preserve">Хи-квадрат, байт 0</w:t>
+            </w:r>
+          </w:p>
+        </w:tc>
+        <w:tc>
+          <w:tcPr>
+            <w:tcW w:type="dxa" w:w="1700"/>
+            <w:tcBorders>
+              <w:top w:val="single" w:color="808080" w:sz="4"/>
+              <w:left w:val="single" w:color="808080" w:sz="4"/>
+              <w:bottom w:val="single" w:color="808080" w:sz="4"/>
+              <w:right w:val="single" w:color="808080" w:sz="4"/>
+            </w:tcBorders>
+            <w:shd w:fill="D9E2F3" w:color="auto" w:val="clear"/>
+            <w:tcMar>
+              <w:top w:type="dxa" w:w="50"/>
+              <w:left w:type="dxa" w:w="90"/>
+              <w:bottom w:type="dxa" w:w="50"/>
+              <w:right w:type="dxa" w:w="90"/>
+            </w:tcMar>
+          </w:tcPr>
+          <w:p>
+            <w:pPr>
+              <w:spacing w:after="0" w:line="252"/>
+              <w:jc w:val="left"/>
+            </w:pPr>
+            <w:r>
+              <w:rPr>
+                <w:rFonts w:ascii="Times New Roman" w:cs="Times New Roman" w:eastAsia="Times New Roman" w:hAnsi="Times New Roman"/>
+                <w:b/>
+                <w:bCs/>
+                <w:sz w:val="18"/>
+                <w:szCs w:val="18"/>
+              </w:rPr>
+              <w:t xml:space="preserve">Хи-квадрат, байт 1</w:t>
+            </w:r>
+          </w:p>
+        </w:tc>
+        <w:tc>
+          <w:tcPr>
+            <w:tcW w:type="dxa" w:w="1200"/>
+            <w:tcBorders>
+              <w:top w:val="single" w:color="808080" w:sz="4"/>
+              <w:left w:val="single" w:color="808080" w:sz="4"/>
+              <w:bottom w:val="single" w:color="808080" w:sz="4"/>
+              <w:right w:val="single" w:color="808080" w:sz="4"/>
+            </w:tcBorders>
+            <w:shd w:fill="D9E2F3" w:color="auto" w:val="clear"/>
+            <w:tcMar>
+              <w:top w:type="dxa" w:w="50"/>
+              <w:left w:type="dxa" w:w="90"/>
+              <w:bottom w:type="dxa" w:w="50"/>
+              <w:right w:type="dxa" w:w="90"/>
+            </w:tcMar>
+          </w:tcPr>
+          <w:p>
+            <w:pPr>
+              <w:spacing w:after="0" w:line="252"/>
+              <w:jc w:val="left"/>
+            </w:pPr>
+            <w:r>
+              <w:rPr>
+                <w:rFonts w:ascii="Times New Roman" w:cs="Times New Roman" w:eastAsia="Times New Roman" w:hAnsi="Times New Roman"/>
+                <w:b/>
+                <w:bCs/>
+                <w:sz w:val="18"/>
+                <w:szCs w:val="18"/>
+              </w:rPr>
+              <w:t xml:space="preserve">Скорость, млн/с</w:t>
+            </w:r>
+          </w:p>
+        </w:tc>
+      </w:tr>
+      <w:tr>
+        <w:trPr>
+          <w:cantSplit/>
+        </w:trPr>
+        <w:tc>
+          <w:tcPr>
+            <w:tcW w:type="dxa" w:w="3638"/>
+            <w:tcBorders>
+              <w:top w:val="single" w:color="808080" w:sz="4"/>
+              <w:left w:val="single" w:color="808080" w:sz="4"/>
+              <w:bottom w:val="single" w:color="808080" w:sz="4"/>
+              <w:right w:val="single" w:color="808080" w:sz="4"/>
+            </w:tcBorders>
+            <w:tcMar>
+              <w:top w:type="dxa" w:w="50"/>
+              <w:left w:type="dxa" w:w="90"/>
+              <w:bottom w:type="dxa" w:w="50"/>
+              <w:right w:type="dxa" w:w="90"/>
+            </w:tcMar>
+          </w:tcPr>
+          <w:p>
+            <w:pPr>
+              <w:spacing w:after="0" w:line="252"/>
+              <w:jc w:val="left"/>
+            </w:pPr>
+            <w:r>
+              <w:rPr>
+                <w:rFonts w:ascii="Times New Roman" w:cs="Times New Roman" w:eastAsia="Times New Roman" w:hAnsi="Times New Roman"/>
+                <w:sz w:val="18"/>
+                <w:szCs w:val="18"/>
+              </w:rPr>
+              <w:t xml:space="preserve">Fibonacci LFSR</w:t>
+            </w:r>
+          </w:p>
+        </w:tc>
+        <w:tc>
+          <w:tcPr>
+            <w:tcW w:type="dxa" w:w="1400"/>
+            <w:tcBorders>
+              <w:top w:val="single" w:color="808080" w:sz="4"/>
+              <w:left w:val="single" w:color="808080" w:sz="4"/>
+              <w:bottom w:val="single" w:color="808080" w:sz="4"/>
+              <w:right w:val="single" w:color="808080" w:sz="4"/>
+            </w:tcBorders>
+            <w:tcMar>
+              <w:top w:type="dxa" w:w="50"/>
+              <w:left w:type="dxa" w:w="90"/>
+              <w:bottom w:type="dxa" w:w="50"/>
+              <w:right w:type="dxa" w:w="90"/>
+            </w:tcMar>
+          </w:tcPr>
+          <w:p>
+            <w:pPr>
+              <w:spacing w:after="0" w:line="252"/>
+              <w:jc w:val="left"/>
+            </w:pPr>
+            <w:r>
+              <w:rPr>
+                <w:rFonts w:ascii="Times New Roman" w:cs="Times New Roman" w:eastAsia="Times New Roman" w:hAnsi="Times New Roman"/>
+                <w:sz w:val="18"/>
+                <w:szCs w:val="18"/>
+              </w:rPr>
+              <w:t xml:space="preserve">0.49977</w:t>
+            </w:r>
+          </w:p>
+        </w:tc>
+        <w:tc>
+          <w:tcPr>
+            <w:tcW w:type="dxa" w:w="1700"/>
+            <w:tcBorders>
+              <w:top w:val="single" w:color="808080" w:sz="4"/>
+              <w:left w:val="single" w:color="808080" w:sz="4"/>
+              <w:bottom w:val="single" w:color="808080" w:sz="4"/>
+              <w:right w:val="single" w:color="808080" w:sz="4"/>
+            </w:tcBorders>
+            <w:tcMar>
+              <w:top w:type="dxa" w:w="50"/>
+              <w:left w:type="dxa" w:w="90"/>
+              <w:bottom w:type="dxa" w:w="50"/>
+              <w:right w:type="dxa" w:w="90"/>
+            </w:tcMar>
+          </w:tcPr>
+          <w:p>
+            <w:pPr>
+              <w:spacing w:after="0" w:line="252"/>
+              <w:jc w:val="left"/>
+            </w:pPr>
+            <w:r>
+              <w:rPr>
+                <w:rFonts w:ascii="Times New Roman" w:cs="Times New Roman" w:eastAsia="Times New Roman" w:hAnsi="Times New Roman"/>
+                <w:sz w:val="18"/>
+                <w:szCs w:val="18"/>
+              </w:rPr>
+              <w:t xml:space="preserve">208.3</w:t>
+            </w:r>
+          </w:p>
+        </w:tc>
+        <w:tc>
+          <w:tcPr>
+            <w:tcW w:type="dxa" w:w="1700"/>
+            <w:tcBorders>
+              <w:top w:val="single" w:color="808080" w:sz="4"/>
+              <w:left w:val="single" w:color="808080" w:sz="4"/>
+              <w:bottom w:val="single" w:color="808080" w:sz="4"/>
+              <w:right w:val="single" w:color="808080" w:sz="4"/>
+            </w:tcBorders>
+            <w:tcMar>
+              <w:top w:type="dxa" w:w="50"/>
+              <w:left w:type="dxa" w:w="90"/>
+              <w:bottom w:type="dxa" w:w="50"/>
+              <w:right w:type="dxa" w:w="90"/>
+            </w:tcMar>
+          </w:tcPr>
+          <w:p>
+            <w:pPr>
+              <w:spacing w:after="0" w:line="252"/>
+              <w:jc w:val="left"/>
+            </w:pPr>
+            <w:r>
+              <w:rPr>
+                <w:rFonts w:ascii="Times New Roman" w:cs="Times New Roman" w:eastAsia="Times New Roman" w:hAnsi="Times New Roman"/>
+                <w:sz w:val="18"/>
+                <w:szCs w:val="18"/>
+              </w:rPr>
+              <w:t xml:space="preserve">208.3</w:t>
+            </w:r>
+          </w:p>
+        </w:tc>
+        <w:tc>
+          <w:tcPr>
+            <w:tcW w:type="dxa" w:w="1200"/>
+            <w:tcBorders>
+              <w:top w:val="single" w:color="808080" w:sz="4"/>
+              <w:left w:val="single" w:color="808080" w:sz="4"/>
+              <w:bottom w:val="single" w:color="808080" w:sz="4"/>
+              <w:right w:val="single" w:color="808080" w:sz="4"/>
+            </w:tcBorders>
+            <w:tcMar>
+              <w:top w:type="dxa" w:w="50"/>
+              <w:left w:type="dxa" w:w="90"/>
+              <w:bottom w:type="dxa" w:w="50"/>
+              <w:right w:type="dxa" w:w="90"/>
+            </w:tcMar>
+          </w:tcPr>
+          <w:p>
+            <w:pPr>
+              <w:spacing w:after="0" w:line="252"/>
+              <w:jc w:val="left"/>
+            </w:pPr>
+            <w:r>
+              <w:rPr>
+                <w:rFonts w:ascii="Times New Roman" w:cs="Times New Roman" w:eastAsia="Times New Roman" w:hAnsi="Times New Roman"/>
+                <w:sz w:val="18"/>
+                <w:szCs w:val="18"/>
+              </w:rPr>
+              <w:t xml:space="preserve">65</w:t>
+            </w:r>
+          </w:p>
+        </w:tc>
+      </w:tr>
+      <w:tr>
+        <w:trPr>
+          <w:cantSplit/>
+        </w:trPr>
+        <w:tc>
+          <w:tcPr>
+            <w:tcW w:type="dxa" w:w="3638"/>
+            <w:tcBorders>
+              <w:top w:val="single" w:color="808080" w:sz="4"/>
+              <w:left w:val="single" w:color="808080" w:sz="4"/>
+              <w:bottom w:val="single" w:color="808080" w:sz="4"/>
+              <w:right w:val="single" w:color="808080" w:sz="4"/>
+            </w:tcBorders>
+            <w:tcMar>
+              <w:top w:type="dxa" w:w="50"/>
+              <w:left w:type="dxa" w:w="90"/>
+              <w:bottom w:type="dxa" w:w="50"/>
+              <w:right w:type="dxa" w:w="90"/>
+            </w:tcMar>
+          </w:tcPr>
+          <w:p>
+            <w:pPr>
+              <w:spacing w:after="0" w:line="252"/>
+              <w:jc w:val="left"/>
+            </w:pPr>
+            <w:r>
+              <w:rPr>
+                <w:rFonts w:ascii="Times New Roman" w:cs="Times New Roman" w:eastAsia="Times New Roman" w:hAnsi="Times New Roman"/>
+                <w:sz w:val="18"/>
+                <w:szCs w:val="18"/>
+              </w:rPr>
+              <w:t xml:space="preserve">Galois LFSR</w:t>
+            </w:r>
+          </w:p>
+        </w:tc>
+        <w:tc>
+          <w:tcPr>
+            <w:tcW w:type="dxa" w:w="1400"/>
+            <w:tcBorders>
+              <w:top w:val="single" w:color="808080" w:sz="4"/>
+              <w:left w:val="single" w:color="808080" w:sz="4"/>
+              <w:bottom w:val="single" w:color="808080" w:sz="4"/>
+              <w:right w:val="single" w:color="808080" w:sz="4"/>
+            </w:tcBorders>
+            <w:tcMar>
+              <w:top w:type="dxa" w:w="50"/>
+              <w:left w:type="dxa" w:w="90"/>
+              <w:bottom w:type="dxa" w:w="50"/>
+              <w:right w:type="dxa" w:w="90"/>
+            </w:tcMar>
+          </w:tcPr>
+          <w:p>
+            <w:pPr>
+              <w:spacing w:after="0" w:line="252"/>
+              <w:jc w:val="left"/>
+            </w:pPr>
+            <w:r>
+              <w:rPr>
+                <w:rFonts w:ascii="Times New Roman" w:cs="Times New Roman" w:eastAsia="Times New Roman" w:hAnsi="Times New Roman"/>
+                <w:sz w:val="18"/>
+                <w:szCs w:val="18"/>
+              </w:rPr>
+              <w:t xml:space="preserve">0.50043</w:t>
+            </w:r>
+          </w:p>
+        </w:tc>
+        <w:tc>
+          <w:tcPr>
+            <w:tcW w:type="dxa" w:w="1700"/>
+            <w:tcBorders>
+              <w:top w:val="single" w:color="808080" w:sz="4"/>
+              <w:left w:val="single" w:color="808080" w:sz="4"/>
+              <w:bottom w:val="single" w:color="808080" w:sz="4"/>
+              <w:right w:val="single" w:color="808080" w:sz="4"/>
+            </w:tcBorders>
+            <w:tcMar>
+              <w:top w:type="dxa" w:w="50"/>
+              <w:left w:type="dxa" w:w="90"/>
+              <w:bottom w:type="dxa" w:w="50"/>
+              <w:right w:type="dxa" w:w="90"/>
+            </w:tcMar>
+          </w:tcPr>
+          <w:p>
+            <w:pPr>
+              <w:spacing w:after="0" w:line="252"/>
+              <w:jc w:val="left"/>
+            </w:pPr>
+            <w:r>
+              <w:rPr>
+                <w:rFonts w:ascii="Times New Roman" w:cs="Times New Roman" w:eastAsia="Times New Roman" w:hAnsi="Times New Roman"/>
+                <w:sz w:val="18"/>
+                <w:szCs w:val="18"/>
+              </w:rPr>
+              <w:t xml:space="preserve">300.2</w:t>
+            </w:r>
+          </w:p>
+        </w:tc>
+        <w:tc>
+          <w:tcPr>
+            <w:tcW w:type="dxa" w:w="1700"/>
+            <w:tcBorders>
+              <w:top w:val="single" w:color="808080" w:sz="4"/>
+              <w:left w:val="single" w:color="808080" w:sz="4"/>
+              <w:bottom w:val="single" w:color="808080" w:sz="4"/>
+              <w:right w:val="single" w:color="808080" w:sz="4"/>
+            </w:tcBorders>
+            <w:tcMar>
+              <w:top w:type="dxa" w:w="50"/>
+              <w:left w:type="dxa" w:w="90"/>
+              <w:bottom w:type="dxa" w:w="50"/>
+              <w:right w:type="dxa" w:w="90"/>
+            </w:tcMar>
+          </w:tcPr>
+          <w:p>
+            <w:pPr>
+              <w:spacing w:after="0" w:line="252"/>
+              <w:jc w:val="left"/>
+            </w:pPr>
+            <w:r>
+              <w:rPr>
+                <w:rFonts w:ascii="Times New Roman" w:cs="Times New Roman" w:eastAsia="Times New Roman" w:hAnsi="Times New Roman"/>
+                <w:sz w:val="18"/>
+                <w:szCs w:val="18"/>
+              </w:rPr>
+              <w:t xml:space="preserve">296.2</w:t>
+            </w:r>
+          </w:p>
+        </w:tc>
+        <w:tc>
+          <w:tcPr>
+            <w:tcW w:type="dxa" w:w="1200"/>
+            <w:tcBorders>
+              <w:top w:val="single" w:color="808080" w:sz="4"/>
+              <w:left w:val="single" w:color="808080" w:sz="4"/>
+              <w:bottom w:val="single" w:color="808080" w:sz="4"/>
+              <w:right w:val="single" w:color="808080" w:sz="4"/>
+            </w:tcBorders>
+            <w:tcMar>
+              <w:top w:type="dxa" w:w="50"/>
+              <w:left w:type="dxa" w:w="90"/>
+              <w:bottom w:type="dxa" w:w="50"/>
+              <w:right w:type="dxa" w:w="90"/>
+            </w:tcMar>
+          </w:tcPr>
+          <w:p>
+            <w:pPr>
+              <w:spacing w:after="0" w:line="252"/>
+              <w:jc w:val="left"/>
+            </w:pPr>
+            <w:r>
+              <w:rPr>
+                <w:rFonts w:ascii="Times New Roman" w:cs="Times New Roman" w:eastAsia="Times New Roman" w:hAnsi="Times New Roman"/>
+                <w:sz w:val="18"/>
+                <w:szCs w:val="18"/>
+              </w:rPr>
+              <w:t xml:space="preserve">73</w:t>
+            </w:r>
+          </w:p>
+        </w:tc>
+      </w:tr>
+      <w:tr>
+        <w:trPr>
+          <w:cantSplit/>
+        </w:trPr>
+        <w:tc>
+          <w:tcPr>
+            <w:tcW w:type="dxa" w:w="3638"/>
+            <w:tcBorders>
+              <w:top w:val="single" w:color="808080" w:sz="4"/>
+              <w:left w:val="single" w:color="808080" w:sz="4"/>
+              <w:bottom w:val="single" w:color="808080" w:sz="4"/>
+              <w:right w:val="single" w:color="808080" w:sz="4"/>
+            </w:tcBorders>
+            <w:tcMar>
+              <w:top w:type="dxa" w:w="50"/>
+              <w:left w:type="dxa" w:w="90"/>
+              <w:bottom w:type="dxa" w:w="50"/>
+              <w:right w:type="dxa" w:w="90"/>
+            </w:tcMar>
+          </w:tcPr>
+          <w:p>
+            <w:pPr>
+              <w:spacing w:after="0" w:line="252"/>
+              <w:jc w:val="left"/>
+            </w:pPr>
+            <w:r>
+              <w:rPr>
+                <w:rFonts w:ascii="Times New Roman" w:cs="Times New Roman" w:eastAsia="Times New Roman" w:hAnsi="Times New Roman"/>
+                <w:sz w:val="18"/>
+                <w:szCs w:val="18"/>
+              </w:rPr>
+              <w:t xml:space="preserve">Xorshift</w:t>
+            </w:r>
+          </w:p>
+        </w:tc>
+        <w:tc>
+          <w:tcPr>
+            <w:tcW w:type="dxa" w:w="1400"/>
+            <w:tcBorders>
+              <w:top w:val="single" w:color="808080" w:sz="4"/>
+              <w:left w:val="single" w:color="808080" w:sz="4"/>
+              <w:bottom w:val="single" w:color="808080" w:sz="4"/>
+              <w:right w:val="single" w:color="808080" w:sz="4"/>
+            </w:tcBorders>
+            <w:tcMar>
+              <w:top w:type="dxa" w:w="50"/>
+              <w:left w:type="dxa" w:w="90"/>
+              <w:bottom w:type="dxa" w:w="50"/>
+              <w:right w:type="dxa" w:w="90"/>
+            </w:tcMar>
+          </w:tcPr>
+          <w:p>
+            <w:pPr>
+              <w:spacing w:after="0" w:line="252"/>
+              <w:jc w:val="left"/>
+            </w:pPr>
+            <w:r>
+              <w:rPr>
+                <w:rFonts w:ascii="Times New Roman" w:cs="Times New Roman" w:eastAsia="Times New Roman" w:hAnsi="Times New Roman"/>
+                <w:sz w:val="18"/>
+                <w:szCs w:val="18"/>
+              </w:rPr>
+              <w:t xml:space="preserve">0.50009</w:t>
+            </w:r>
+          </w:p>
+        </w:tc>
+        <w:tc>
+          <w:tcPr>
+            <w:tcW w:type="dxa" w:w="1700"/>
+            <w:tcBorders>
+              <w:top w:val="single" w:color="808080" w:sz="4"/>
+              <w:left w:val="single" w:color="808080" w:sz="4"/>
+              <w:bottom w:val="single" w:color="808080" w:sz="4"/>
+              <w:right w:val="single" w:color="808080" w:sz="4"/>
+            </w:tcBorders>
+            <w:tcMar>
+              <w:top w:type="dxa" w:w="50"/>
+              <w:left w:type="dxa" w:w="90"/>
+              <w:bottom w:type="dxa" w:w="50"/>
+              <w:right w:type="dxa" w:w="90"/>
+            </w:tcMar>
+          </w:tcPr>
+          <w:p>
+            <w:pPr>
+              <w:spacing w:after="0" w:line="252"/>
+              <w:jc w:val="left"/>
+            </w:pPr>
+            <w:r>
+              <w:rPr>
+                <w:rFonts w:ascii="Times New Roman" w:cs="Times New Roman" w:eastAsia="Times New Roman" w:hAnsi="Times New Roman"/>
+                <w:sz w:val="18"/>
+                <w:szCs w:val="18"/>
+              </w:rPr>
+              <w:t xml:space="preserve">242.4</w:t>
+            </w:r>
+          </w:p>
+        </w:tc>
+        <w:tc>
+          <w:tcPr>
+            <w:tcW w:type="dxa" w:w="1700"/>
+            <w:tcBorders>
+              <w:top w:val="single" w:color="808080" w:sz="4"/>
+              <w:left w:val="single" w:color="808080" w:sz="4"/>
+              <w:bottom w:val="single" w:color="808080" w:sz="4"/>
+              <w:right w:val="single" w:color="808080" w:sz="4"/>
+            </w:tcBorders>
+            <w:tcMar>
+              <w:top w:type="dxa" w:w="50"/>
+              <w:left w:type="dxa" w:w="90"/>
+              <w:bottom w:type="dxa" w:w="50"/>
+              <w:right w:type="dxa" w:w="90"/>
+            </w:tcMar>
+          </w:tcPr>
+          <w:p>
+            <w:pPr>
+              <w:spacing w:after="0" w:line="252"/>
+              <w:jc w:val="left"/>
+            </w:pPr>
+            <w:r>
+              <w:rPr>
+                <w:rFonts w:ascii="Times New Roman" w:cs="Times New Roman" w:eastAsia="Times New Roman" w:hAnsi="Times New Roman"/>
+                <w:sz w:val="18"/>
+                <w:szCs w:val="18"/>
+              </w:rPr>
+              <w:t xml:space="preserve">258.9</w:t>
+            </w:r>
+          </w:p>
+        </w:tc>
+        <w:tc>
+          <w:tcPr>
+            <w:tcW w:type="dxa" w:w="1200"/>
+            <w:tcBorders>
+              <w:top w:val="single" w:color="808080" w:sz="4"/>
+              <w:left w:val="single" w:color="808080" w:sz="4"/>
+              <w:bottom w:val="single" w:color="808080" w:sz="4"/>
+              <w:right w:val="single" w:color="808080" w:sz="4"/>
+            </w:tcBorders>
+            <w:tcMar>
+              <w:top w:type="dxa" w:w="50"/>
+              <w:left w:type="dxa" w:w="90"/>
+              <w:bottom w:type="dxa" w:w="50"/>
+              <w:right w:type="dxa" w:w="90"/>
+            </w:tcMar>
+          </w:tcPr>
+          <w:p>
+            <w:pPr>
+              <w:spacing w:after="0" w:line="252"/>
+              <w:jc w:val="left"/>
+            </w:pPr>
+            <w:r>
+              <w:rPr>
+                <w:rFonts w:ascii="Times New Roman" w:cs="Times New Roman" w:eastAsia="Times New Roman" w:hAnsi="Times New Roman"/>
+                <w:sz w:val="18"/>
+                <w:szCs w:val="18"/>
+              </w:rPr>
+              <w:t xml:space="preserve">139</w:t>
+            </w:r>
+          </w:p>
+        </w:tc>
+      </w:tr>
+      <w:tr>
+        <w:trPr>
+          <w:cantSplit/>
+        </w:trPr>
+        <w:tc>
+          <w:tcPr>
+            <w:tcW w:type="dxa" w:w="3638"/>
+            <w:tcBorders>
+              <w:top w:val="single" w:color="808080" w:sz="4"/>
+              <w:left w:val="single" w:color="808080" w:sz="4"/>
+              <w:bottom w:val="single" w:color="808080" w:sz="4"/>
+              <w:right w:val="single" w:color="808080" w:sz="4"/>
+            </w:tcBorders>
+            <w:tcMar>
+              <w:top w:type="dxa" w:w="50"/>
+              <w:left w:type="dxa" w:w="90"/>
+              <w:bottom w:type="dxa" w:w="50"/>
+              <w:right w:type="dxa" w:w="90"/>
+            </w:tcMar>
+          </w:tcPr>
+          <w:p>
+            <w:pPr>
+              <w:spacing w:after="0" w:line="252"/>
+              <w:jc w:val="left"/>
+            </w:pPr>
+            <w:r>
+              <w:rPr>
+                <w:rFonts w:ascii="Times New Roman" w:cs="Times New Roman" w:eastAsia="Times New Roman" w:hAnsi="Times New Roman"/>
+                <w:sz w:val="18"/>
+                <w:szCs w:val="18"/>
+              </w:rPr>
+              <w:t xml:space="preserve">libc rand()</w:t>
+            </w:r>
+          </w:p>
+        </w:tc>
+        <w:tc>
+          <w:tcPr>
+            <w:tcW w:type="dxa" w:w="1400"/>
+            <w:tcBorders>
+              <w:top w:val="single" w:color="808080" w:sz="4"/>
+              <w:left w:val="single" w:color="808080" w:sz="4"/>
+              <w:bottom w:val="single" w:color="808080" w:sz="4"/>
+              <w:right w:val="single" w:color="808080" w:sz="4"/>
+            </w:tcBorders>
+            <w:tcMar>
+              <w:top w:type="dxa" w:w="50"/>
+              <w:left w:type="dxa" w:w="90"/>
+              <w:bottom w:type="dxa" w:w="50"/>
+              <w:right w:type="dxa" w:w="90"/>
+            </w:tcMar>
+          </w:tcPr>
+          <w:p>
+            <w:pPr>
+              <w:spacing w:after="0" w:line="252"/>
+              <w:jc w:val="left"/>
+            </w:pPr>
+            <w:r>
+              <w:rPr>
+                <w:rFonts w:ascii="Times New Roman" w:cs="Times New Roman" w:eastAsia="Times New Roman" w:hAnsi="Times New Roman"/>
+                <w:sz w:val="18"/>
+                <w:szCs w:val="18"/>
+              </w:rPr>
+              <w:t xml:space="preserve">0.49999</w:t>
+            </w:r>
+          </w:p>
+        </w:tc>
+        <w:tc>
+          <w:tcPr>
+            <w:tcW w:type="dxa" w:w="1700"/>
+            <w:tcBorders>
+              <w:top w:val="single" w:color="808080" w:sz="4"/>
+              <w:left w:val="single" w:color="808080" w:sz="4"/>
+              <w:bottom w:val="single" w:color="808080" w:sz="4"/>
+              <w:right w:val="single" w:color="808080" w:sz="4"/>
+            </w:tcBorders>
+            <w:tcMar>
+              <w:top w:type="dxa" w:w="50"/>
+              <w:left w:type="dxa" w:w="90"/>
+              <w:bottom w:type="dxa" w:w="50"/>
+              <w:right w:type="dxa" w:w="90"/>
+            </w:tcMar>
+          </w:tcPr>
+          <w:p>
+            <w:pPr>
+              <w:spacing w:after="0" w:line="252"/>
+              <w:jc w:val="left"/>
+            </w:pPr>
+            <w:r>
+              <w:rPr>
+                <w:rFonts w:ascii="Times New Roman" w:cs="Times New Roman" w:eastAsia="Times New Roman" w:hAnsi="Times New Roman"/>
+                <w:sz w:val="18"/>
+                <w:szCs w:val="18"/>
+              </w:rPr>
+              <w:t xml:space="preserve">263.6</w:t>
+            </w:r>
+          </w:p>
+        </w:tc>
+        <w:tc>
+          <w:tcPr>
+            <w:tcW w:type="dxa" w:w="1700"/>
+            <w:tcBorders>
+              <w:top w:val="single" w:color="808080" w:sz="4"/>
+              <w:left w:val="single" w:color="808080" w:sz="4"/>
+              <w:bottom w:val="single" w:color="808080" w:sz="4"/>
+              <w:right w:val="single" w:color="808080" w:sz="4"/>
+            </w:tcBorders>
+            <w:tcMar>
+              <w:top w:type="dxa" w:w="50"/>
+              <w:left w:type="dxa" w:w="90"/>
+              <w:bottom w:type="dxa" w:w="50"/>
+              <w:right w:type="dxa" w:w="90"/>
+            </w:tcMar>
+          </w:tcPr>
+          <w:p>
+            <w:pPr>
+              <w:spacing w:after="0" w:line="252"/>
+              <w:jc w:val="left"/>
+            </w:pPr>
+            <w:r>
+              <w:rPr>
+                <w:rFonts w:ascii="Times New Roman" w:cs="Times New Roman" w:eastAsia="Times New Roman" w:hAnsi="Times New Roman"/>
+                <w:sz w:val="18"/>
+                <w:szCs w:val="18"/>
+              </w:rPr>
+              <w:t xml:space="preserve">233.2</w:t>
+            </w:r>
+          </w:p>
+        </w:tc>
+        <w:tc>
+          <w:tcPr>
+            <w:tcW w:type="dxa" w:w="1200"/>
+            <w:tcBorders>
+              <w:top w:val="single" w:color="808080" w:sz="4"/>
+              <w:left w:val="single" w:color="808080" w:sz="4"/>
+              <w:bottom w:val="single" w:color="808080" w:sz="4"/>
+              <w:right w:val="single" w:color="808080" w:sz="4"/>
+            </w:tcBorders>
+            <w:tcMar>
+              <w:top w:type="dxa" w:w="50"/>
+              <w:left w:type="dxa" w:w="90"/>
+              <w:bottom w:type="dxa" w:w="50"/>
+              <w:right w:type="dxa" w:w="90"/>
+            </w:tcMar>
+          </w:tcPr>
+          <w:p>
+            <w:pPr>
+              <w:spacing w:after="0" w:line="252"/>
+              <w:jc w:val="left"/>
+            </w:pPr>
+            <w:r>
+              <w:rPr>
+                <w:rFonts w:ascii="Times New Roman" w:cs="Times New Roman" w:eastAsia="Times New Roman" w:hAnsi="Times New Roman"/>
+                <w:sz w:val="18"/>
+                <w:szCs w:val="18"/>
+              </w:rPr>
+              <w:t xml:space="preserve">140</w:t>
+            </w:r>
+          </w:p>
+        </w:tc>
+      </w:tr>
+      <w:tr>
+        <w:trPr>
+          <w:cantSplit/>
+        </w:trPr>
+        <w:tc>
+          <w:tcPr>
+            <w:tcW w:type="dxa" w:w="3638"/>
+            <w:tcBorders>
+              <w:top w:val="single" w:color="808080" w:sz="4"/>
+              <w:left w:val="single" w:color="808080" w:sz="4"/>
+              <w:bottom w:val="single" w:color="808080" w:sz="4"/>
+              <w:right w:val="single" w:color="808080" w:sz="4"/>
+            </w:tcBorders>
+            <w:tcMar>
+              <w:top w:type="dxa" w:w="50"/>
+              <w:left w:type="dxa" w:w="90"/>
+              <w:bottom w:type="dxa" w:w="50"/>
+              <w:right w:type="dxa" w:w="90"/>
+            </w:tcMar>
+          </w:tcPr>
+          <w:p>
+            <w:pPr>
+              <w:spacing w:after="0" w:line="252"/>
+              <w:jc w:val="left"/>
+            </w:pPr>
+            <w:r>
+              <w:rPr>
+                <w:rFonts w:ascii="Times New Roman" w:cs="Times New Roman" w:eastAsia="Times New Roman" w:hAnsi="Times New Roman"/>
+                <w:sz w:val="18"/>
+                <w:szCs w:val="18"/>
+              </w:rPr>
+              <w:t xml:space="preserve">libc random()</w:t>
+            </w:r>
+          </w:p>
+        </w:tc>
+        <w:tc>
+          <w:tcPr>
+            <w:tcW w:type="dxa" w:w="1400"/>
+            <w:tcBorders>
+              <w:top w:val="single" w:color="808080" w:sz="4"/>
+              <w:left w:val="single" w:color="808080" w:sz="4"/>
+              <w:bottom w:val="single" w:color="808080" w:sz="4"/>
+              <w:right w:val="single" w:color="808080" w:sz="4"/>
+            </w:tcBorders>
+            <w:tcMar>
+              <w:top w:type="dxa" w:w="50"/>
+              <w:left w:type="dxa" w:w="90"/>
+              <w:bottom w:type="dxa" w:w="50"/>
+              <w:right w:type="dxa" w:w="90"/>
+            </w:tcMar>
+          </w:tcPr>
+          <w:p>
+            <w:pPr>
+              <w:spacing w:after="0" w:line="252"/>
+              <w:jc w:val="left"/>
+            </w:pPr>
+            <w:r>
+              <w:rPr>
+                <w:rFonts w:ascii="Times New Roman" w:cs="Times New Roman" w:eastAsia="Times New Roman" w:hAnsi="Times New Roman"/>
+                <w:sz w:val="18"/>
+                <w:szCs w:val="18"/>
+              </w:rPr>
+              <w:t xml:space="preserve">0.50017</w:t>
+            </w:r>
+          </w:p>
+        </w:tc>
+        <w:tc>
+          <w:tcPr>
+            <w:tcW w:type="dxa" w:w="1700"/>
+            <w:tcBorders>
+              <w:top w:val="single" w:color="808080" w:sz="4"/>
+              <w:left w:val="single" w:color="808080" w:sz="4"/>
+              <w:bottom w:val="single" w:color="808080" w:sz="4"/>
+              <w:right w:val="single" w:color="808080" w:sz="4"/>
+            </w:tcBorders>
+            <w:tcMar>
+              <w:top w:type="dxa" w:w="50"/>
+              <w:left w:type="dxa" w:w="90"/>
+              <w:bottom w:type="dxa" w:w="50"/>
+              <w:right w:type="dxa" w:w="90"/>
+            </w:tcMar>
+          </w:tcPr>
+          <w:p>
+            <w:pPr>
+              <w:spacing w:after="0" w:line="252"/>
+              <w:jc w:val="left"/>
+            </w:pPr>
+            <w:r>
+              <w:rPr>
+                <w:rFonts w:ascii="Times New Roman" w:cs="Times New Roman" w:eastAsia="Times New Roman" w:hAnsi="Times New Roman"/>
+                <w:sz w:val="18"/>
+                <w:szCs w:val="18"/>
+              </w:rPr>
+              <w:t xml:space="preserve">227.8</w:t>
+            </w:r>
+          </w:p>
+        </w:tc>
+        <w:tc>
+          <w:tcPr>
+            <w:tcW w:type="dxa" w:w="1700"/>
+            <w:tcBorders>
+              <w:top w:val="single" w:color="808080" w:sz="4"/>
+              <w:left w:val="single" w:color="808080" w:sz="4"/>
+              <w:bottom w:val="single" w:color="808080" w:sz="4"/>
+              <w:right w:val="single" w:color="808080" w:sz="4"/>
+            </w:tcBorders>
+            <w:tcMar>
+              <w:top w:type="dxa" w:w="50"/>
+              <w:left w:type="dxa" w:w="90"/>
+              <w:bottom w:type="dxa" w:w="50"/>
+              <w:right w:type="dxa" w:w="90"/>
+            </w:tcMar>
+          </w:tcPr>
+          <w:p>
+            <w:pPr>
+              <w:spacing w:after="0" w:line="252"/>
+              <w:jc w:val="left"/>
+            </w:pPr>
+            <w:r>
+              <w:rPr>
+                <w:rFonts w:ascii="Times New Roman" w:cs="Times New Roman" w:eastAsia="Times New Roman" w:hAnsi="Times New Roman"/>
+                <w:sz w:val="18"/>
+                <w:szCs w:val="18"/>
+              </w:rPr>
+              <w:t xml:space="preserve">213.4</w:t>
+            </w:r>
+          </w:p>
+        </w:tc>
+        <w:tc>
+          <w:tcPr>
+            <w:tcW w:type="dxa" w:w="1200"/>
+            <w:tcBorders>
+              <w:top w:val="single" w:color="808080" w:sz="4"/>
+              <w:left w:val="single" w:color="808080" w:sz="4"/>
+              <w:bottom w:val="single" w:color="808080" w:sz="4"/>
+              <w:right w:val="single" w:color="808080" w:sz="4"/>
+            </w:tcBorders>
+            <w:tcMar>
+              <w:top w:type="dxa" w:w="50"/>
+              <w:left w:type="dxa" w:w="90"/>
+              <w:bottom w:type="dxa" w:w="50"/>
+              <w:right w:type="dxa" w:w="90"/>
+            </w:tcMar>
+          </w:tcPr>
+          <w:p>
+            <w:pPr>
+              <w:spacing w:after="0" w:line="252"/>
+              <w:jc w:val="left"/>
+            </w:pPr>
+            <w:r>
+              <w:rPr>
+                <w:rFonts w:ascii="Times New Roman" w:cs="Times New Roman" w:eastAsia="Times New Roman" w:hAnsi="Times New Roman"/>
+                <w:sz w:val="18"/>
+                <w:szCs w:val="18"/>
+              </w:rPr>
+              <w:t xml:space="preserve">321</w:t>
+            </w:r>
+          </w:p>
+        </w:tc>
+      </w:tr>
+      <w:tr>
+        <w:trPr>
+          <w:cantSplit/>
+        </w:trPr>
+        <w:tc>
+          <w:tcPr>
+            <w:tcW w:type="dxa" w:w="3638"/>
+            <w:tcBorders>
+              <w:top w:val="single" w:color="808080" w:sz="4"/>
+              <w:left w:val="single" w:color="808080" w:sz="4"/>
+              <w:bottom w:val="single" w:color="808080" w:sz="4"/>
+              <w:right w:val="single" w:color="808080" w:sz="4"/>
+            </w:tcBorders>
+            <w:tcMar>
+              <w:top w:type="dxa" w:w="50"/>
+              <w:left w:type="dxa" w:w="90"/>
+              <w:bottom w:type="dxa" w:w="50"/>
+              <w:right w:type="dxa" w:w="90"/>
+            </w:tcMar>
+          </w:tcPr>
+          <w:p>
+            <w:pPr>
+              <w:spacing w:after="0" w:line="252"/>
+              <w:jc w:val="left"/>
+            </w:pPr>
+            <w:r>
+              <w:rPr>
+                <w:rFonts w:ascii="Times New Roman" w:cs="Times New Roman" w:eastAsia="Times New Roman" w:hAnsi="Times New Roman"/>
+                <w:sz w:val="18"/>
+                <w:szCs w:val="18"/>
+              </w:rPr>
+              <w:t xml:space="preserve">libc lrand48()</w:t>
+            </w:r>
+          </w:p>
+        </w:tc>
+        <w:tc>
+          <w:tcPr>
+            <w:tcW w:type="dxa" w:w="1400"/>
+            <w:tcBorders>
+              <w:top w:val="single" w:color="808080" w:sz="4"/>
+              <w:left w:val="single" w:color="808080" w:sz="4"/>
+              <w:bottom w:val="single" w:color="808080" w:sz="4"/>
+              <w:right w:val="single" w:color="808080" w:sz="4"/>
+            </w:tcBorders>
+            <w:tcMar>
+              <w:top w:type="dxa" w:w="50"/>
+              <w:left w:type="dxa" w:w="90"/>
+              <w:bottom w:type="dxa" w:w="50"/>
+              <w:right w:type="dxa" w:w="90"/>
+            </w:tcMar>
+          </w:tcPr>
+          <w:p>
+            <w:pPr>
+              <w:spacing w:after="0" w:line="252"/>
+              <w:jc w:val="left"/>
+            </w:pPr>
+            <w:r>
+              <w:rPr>
+                <w:rFonts w:ascii="Times New Roman" w:cs="Times New Roman" w:eastAsia="Times New Roman" w:hAnsi="Times New Roman"/>
+                <w:sz w:val="18"/>
+                <w:szCs w:val="18"/>
+              </w:rPr>
+              <w:t xml:space="preserve">0.49984</w:t>
+            </w:r>
+          </w:p>
+        </w:tc>
+        <w:tc>
+          <w:tcPr>
+            <w:tcW w:type="dxa" w:w="1700"/>
+            <w:tcBorders>
+              <w:top w:val="single" w:color="808080" w:sz="4"/>
+              <w:left w:val="single" w:color="808080" w:sz="4"/>
+              <w:bottom w:val="single" w:color="808080" w:sz="4"/>
+              <w:right w:val="single" w:color="808080" w:sz="4"/>
+            </w:tcBorders>
+            <w:tcMar>
+              <w:top w:type="dxa" w:w="50"/>
+              <w:left w:type="dxa" w:w="90"/>
+              <w:bottom w:type="dxa" w:w="50"/>
+              <w:right w:type="dxa" w:w="90"/>
+            </w:tcMar>
+          </w:tcPr>
+          <w:p>
+            <w:pPr>
+              <w:spacing w:after="0" w:line="252"/>
+              <w:jc w:val="left"/>
+            </w:pPr>
+            <w:r>
+              <w:rPr>
+                <w:rFonts w:ascii="Times New Roman" w:cs="Times New Roman" w:eastAsia="Times New Roman" w:hAnsi="Times New Roman"/>
+                <w:sz w:val="18"/>
+                <w:szCs w:val="18"/>
+              </w:rPr>
+              <w:t xml:space="preserve">252.0</w:t>
+            </w:r>
+          </w:p>
+        </w:tc>
+        <w:tc>
+          <w:tcPr>
+            <w:tcW w:type="dxa" w:w="1700"/>
+            <w:tcBorders>
+              <w:top w:val="single" w:color="808080" w:sz="4"/>
+              <w:left w:val="single" w:color="808080" w:sz="4"/>
+              <w:bottom w:val="single" w:color="808080" w:sz="4"/>
+              <w:right w:val="single" w:color="808080" w:sz="4"/>
+            </w:tcBorders>
+            <w:tcMar>
+              <w:top w:type="dxa" w:w="50"/>
+              <w:left w:type="dxa" w:w="90"/>
+              <w:bottom w:type="dxa" w:w="50"/>
+              <w:right w:type="dxa" w:w="90"/>
+            </w:tcMar>
+          </w:tcPr>
+          <w:p>
+            <w:pPr>
+              <w:spacing w:after="0" w:line="252"/>
+              <w:jc w:val="left"/>
+            </w:pPr>
+            <w:r>
+              <w:rPr>
+                <w:rFonts w:ascii="Times New Roman" w:cs="Times New Roman" w:eastAsia="Times New Roman" w:hAnsi="Times New Roman"/>
+                <w:sz w:val="18"/>
+                <w:szCs w:val="18"/>
+              </w:rPr>
+              <w:t xml:space="preserve">261.8</w:t>
+            </w:r>
+          </w:p>
+        </w:tc>
+        <w:tc>
+          <w:tcPr>
+            <w:tcW w:type="dxa" w:w="1200"/>
+            <w:tcBorders>
+              <w:top w:val="single" w:color="808080" w:sz="4"/>
+              <w:left w:val="single" w:color="808080" w:sz="4"/>
+              <w:bottom w:val="single" w:color="808080" w:sz="4"/>
+              <w:right w:val="single" w:color="808080" w:sz="4"/>
+            </w:tcBorders>
+            <w:tcMar>
+              <w:top w:type="dxa" w:w="50"/>
+              <w:left w:type="dxa" w:w="90"/>
+              <w:bottom w:type="dxa" w:w="50"/>
+              <w:right w:type="dxa" w:w="90"/>
+            </w:tcMar>
+          </w:tcPr>
+          <w:p>
+            <w:pPr>
+              <w:spacing w:after="0" w:line="252"/>
+              <w:jc w:val="left"/>
+            </w:pPr>
+            <w:r>
+              <w:rPr>
+                <w:rFonts w:ascii="Times New Roman" w:cs="Times New Roman" w:eastAsia="Times New Roman" w:hAnsi="Times New Roman"/>
+                <w:sz w:val="18"/>
+                <w:szCs w:val="18"/>
+              </w:rPr>
+              <w:t xml:space="preserve">362</w:t>
+            </w:r>
+          </w:p>
+        </w:tc>
+      </w:tr>
+      <w:tr>
+        <w:trPr>
+          <w:cantSplit/>
+        </w:trPr>
+        <w:tc>
+          <w:tcPr>
+            <w:tcW w:type="dxa" w:w="3638"/>
+            <w:tcBorders>
+              <w:top w:val="single" w:color="808080" w:sz="4"/>
+              <w:left w:val="single" w:color="808080" w:sz="4"/>
+              <w:bottom w:val="single" w:color="808080" w:sz="4"/>
+              <w:right w:val="single" w:color="808080" w:sz="4"/>
+            </w:tcBorders>
+            <w:tcMar>
+              <w:top w:type="dxa" w:w="50"/>
+              <w:left w:type="dxa" w:w="90"/>
+              <w:bottom w:type="dxa" w:w="50"/>
+              <w:right w:type="dxa" w:w="90"/>
+            </w:tcMar>
+          </w:tcPr>
+          <w:p>
+            <w:pPr>
+              <w:spacing w:after="0" w:line="252"/>
+              <w:jc w:val="left"/>
+            </w:pPr>
+            <w:r>
+              <w:rPr>
+                <w:rFonts w:ascii="Times New Roman" w:cs="Times New Roman" w:eastAsia="Times New Roman" w:hAnsi="Times New Roman"/>
+                <w:sz w:val="18"/>
+                <w:szCs w:val="18"/>
+              </w:rPr>
+              <w:t xml:space="preserve">Mersenne Twister (MATLAB rand, Python random)</w:t>
+            </w:r>
+          </w:p>
+        </w:tc>
+        <w:tc>
+          <w:tcPr>
+            <w:tcW w:type="dxa" w:w="1400"/>
+            <w:tcBorders>
+              <w:top w:val="single" w:color="808080" w:sz="4"/>
+              <w:left w:val="single" w:color="808080" w:sz="4"/>
+              <w:bottom w:val="single" w:color="808080" w:sz="4"/>
+              <w:right w:val="single" w:color="808080" w:sz="4"/>
+            </w:tcBorders>
+            <w:tcMar>
+              <w:top w:type="dxa" w:w="50"/>
+              <w:left w:type="dxa" w:w="90"/>
+              <w:bottom w:type="dxa" w:w="50"/>
+              <w:right w:type="dxa" w:w="90"/>
+            </w:tcMar>
+          </w:tcPr>
+          <w:p>
+            <w:pPr>
+              <w:spacing w:after="0" w:line="252"/>
+              <w:jc w:val="left"/>
+            </w:pPr>
+            <w:r>
+              <w:rPr>
+                <w:rFonts w:ascii="Times New Roman" w:cs="Times New Roman" w:eastAsia="Times New Roman" w:hAnsi="Times New Roman"/>
+                <w:sz w:val="18"/>
+                <w:szCs w:val="18"/>
+              </w:rPr>
+              <w:t xml:space="preserve">0.50005</w:t>
+            </w:r>
+          </w:p>
+        </w:tc>
+        <w:tc>
+          <w:tcPr>
+            <w:tcW w:type="dxa" w:w="1700"/>
+            <w:tcBorders>
+              <w:top w:val="single" w:color="808080" w:sz="4"/>
+              <w:left w:val="single" w:color="808080" w:sz="4"/>
+              <w:bottom w:val="single" w:color="808080" w:sz="4"/>
+              <w:right w:val="single" w:color="808080" w:sz="4"/>
+            </w:tcBorders>
+            <w:tcMar>
+              <w:top w:type="dxa" w:w="50"/>
+              <w:left w:type="dxa" w:w="90"/>
+              <w:bottom w:type="dxa" w:w="50"/>
+              <w:right w:type="dxa" w:w="90"/>
+            </w:tcMar>
+          </w:tcPr>
+          <w:p>
+            <w:pPr>
+              <w:spacing w:after="0" w:line="252"/>
+              <w:jc w:val="left"/>
+            </w:pPr>
+            <w:r>
+              <w:rPr>
+                <w:rFonts w:ascii="Times New Roman" w:cs="Times New Roman" w:eastAsia="Times New Roman" w:hAnsi="Times New Roman"/>
+                <w:sz w:val="18"/>
+                <w:szCs w:val="18"/>
+              </w:rPr>
+              <w:t xml:space="preserve">245.0</w:t>
+            </w:r>
+          </w:p>
+        </w:tc>
+        <w:tc>
+          <w:tcPr>
+            <w:tcW w:type="dxa" w:w="1700"/>
+            <w:tcBorders>
+              <w:top w:val="single" w:color="808080" w:sz="4"/>
+              <w:left w:val="single" w:color="808080" w:sz="4"/>
+              <w:bottom w:val="single" w:color="808080" w:sz="4"/>
+              <w:right w:val="single" w:color="808080" w:sz="4"/>
+            </w:tcBorders>
+            <w:tcMar>
+              <w:top w:type="dxa" w:w="50"/>
+              <w:left w:type="dxa" w:w="90"/>
+              <w:bottom w:type="dxa" w:w="50"/>
+              <w:right w:type="dxa" w:w="90"/>
+            </w:tcMar>
+          </w:tcPr>
+          <w:p>
+            <w:pPr>
+              <w:spacing w:after="0" w:line="252"/>
+              <w:jc w:val="left"/>
+            </w:pPr>
+            <w:r>
+              <w:rPr>
+                <w:rFonts w:ascii="Times New Roman" w:cs="Times New Roman" w:eastAsia="Times New Roman" w:hAnsi="Times New Roman"/>
+                <w:sz w:val="18"/>
+                <w:szCs w:val="18"/>
+              </w:rPr>
+              <w:t xml:space="preserve">253.9</w:t>
+            </w:r>
+          </w:p>
+        </w:tc>
+        <w:tc>
+          <w:tcPr>
+            <w:tcW w:type="dxa" w:w="1200"/>
+            <w:tcBorders>
+              <w:top w:val="single" w:color="808080" w:sz="4"/>
+              <w:left w:val="single" w:color="808080" w:sz="4"/>
+              <w:bottom w:val="single" w:color="808080" w:sz="4"/>
+              <w:right w:val="single" w:color="808080" w:sz="4"/>
+            </w:tcBorders>
+            <w:tcMar>
+              <w:top w:type="dxa" w:w="50"/>
+              <w:left w:type="dxa" w:w="90"/>
+              <w:bottom w:type="dxa" w:w="50"/>
+              <w:right w:type="dxa" w:w="90"/>
+            </w:tcMar>
+          </w:tcPr>
+          <w:p>
+            <w:pPr>
+              <w:spacing w:after="0" w:line="252"/>
+              <w:jc w:val="left"/>
+            </w:pPr>
+            <w:r>
+              <w:rPr>
+                <w:rFonts w:ascii="Times New Roman" w:cs="Times New Roman" w:eastAsia="Times New Roman" w:hAnsi="Times New Roman"/>
+                <w:sz w:val="18"/>
+                <w:szCs w:val="18"/>
+              </w:rPr>
+              <w:t xml:space="preserve">–</w:t>
+            </w:r>
+          </w:p>
+        </w:tc>
+      </w:tr>
+    </w:tbl>
+    <w:p>
+      <w:pPr>
+        <w:spacing w:after="120"/>
+      </w:pPr>
+    </w:p>
+    <w:p>
+      <w:pPr>
+        <w:spacing w:after="120" w:line="300"/>
+        <w:jc w:val="both"/>
+      </w:pPr>
+      <w:r>
+        <w:rPr>
+          <w:rFonts w:ascii="Times New Roman" w:cs="Times New Roman" w:eastAsia="Times New Roman" w:hAnsi="Times New Roman"/>
+          <w:b/>
+          <w:bCs/>
+        </w:rPr>
+        <w:t xml:space="preserve">Анализ.</w:t>
+      </w:r>
+      <w:r>
+        <w:rPr>
+          <w:rFonts w:ascii="Times New Roman" w:cs="Times New Roman" w:eastAsia="Times New Roman" w:hAnsi="Times New Roman"/>
+        </w:rPr>
+        <w:t xml:space="preserve"> По качеству компоненты неотличимы от стандартных генераторов: доля единиц у всех семи генераторов лежит в пределах 0.4998–0.5004, а хи-квадрат по байтам – в пределах 208–300 при идеальном значении около 255 и пороге 1 % около 310, то есть ни один генератор этот порог не превышает. Важная оговорка: это сравнение по младшим 24 битам; по полному состоянию регистра LFSR заметно хуже (таблица 5), потому что значения вырабатываются сдвигом состояния. По скорости стандартные функции быстрее (140–362 млн/с против 65–139 млн/с у компонентов), и это ожидаемо: libc вызывается напрямую, а компонент – через таблицу виртуальных функций интерфейса АОМК (косвенный вызов с проверками указателей); кроме того, степень полинома в LFSR вычисляется циклом (раздел 6). Xorshift по скорости сопоставим с </w:t>
+      </w:r>
+      <w:r>
+        <w:rPr>
+          <w:rFonts w:ascii="Menlo" w:cs="Menlo" w:eastAsia="Menlo" w:hAnsi="Menlo"/>
+          <w:sz w:val="22"/>
+          <w:szCs w:val="22"/>
+        </w:rPr>
+        <w:t xml:space="preserve">rand()</w:t>
+      </w:r>
+      <w:r>
+        <w:rPr>
+          <w:rFonts w:ascii="Times New Roman" w:cs="Times New Roman" w:eastAsia="Times New Roman" w:hAnsi="Times New Roman"/>
+        </w:rPr>
+        <w:t xml:space="preserve">. Для задач раздела 3 скорость не является обязательным показателем, а цель сравнения – показать, что компоненты не уступают стандартным генераторам по статистическому качеству.</w:t>
       </w:r>
     </w:p>
     <w:p>
@@ -8777,7 +10271,7 @@
                 <w:sz w:val="20"/>
                 <w:szCs w:val="20"/>
               </w:rPr>
-              <w:t xml:space="preserve">Fibonacci 78, Galois 81, Xorshift 265</w:t>
+              <w:t xml:space="preserve">Fibonacci 77, Galois 82, Xorshift 271</w:t>
             </w:r>
           </w:p>
         </w:tc>
@@ -8808,7 +10302,7 @@
                 <w:sz w:val="20"/>
                 <w:szCs w:val="20"/>
               </w:rPr>
-              <w:t xml:space="preserve">Fibonacci 67, Galois 73, Xorshift 139 (дополнительная проверка инициализации и доступ к полям объекта)</w:t>
+              <w:t xml:space="preserve">Fibonacci 66, Galois 74, Xorshift 139 (дополнительная проверка инициализации и доступ к полям объекта)</w:t>
             </w:r>
           </w:p>
         </w:tc>
@@ -9032,7 +10526,7 @@
         <w:rPr>
           <w:rFonts w:ascii="Times New Roman" w:cs="Times New Roman" w:eastAsia="Times New Roman" w:hAnsi="Times New Roman"/>
         </w:rPr>
-        <w:t xml:space="preserve"> SOA даёт максимальную гибкость и потокобезопасность при небольшой нагрузке на клиента; ООА упрощает код клиента и инкапсулирует состояние, платя от 5 до 49 % скорости на дополнительные проверки и косвенность. Поскольку обе возможности предоставляет один и тот же объект, накладные расходы памяти у них общие: «бесплатным» по памяти SOA в такой реализации не является.</w:t>
+        <w:t xml:space="preserve"> SOA даёт максимальную гибкость и потокобезопасность при небольшой нагрузке на клиента; ООА упрощает код клиента и инкапсулирует состояние, платя от 4 до 49 % скорости на дополнительные проверки и косвенность. Поскольку обе возможности предоставляет один и тот же объект, накладные расходы памяти у них общие: «бесплатным» по памяти SOA в такой реализации не является.</w:t>
       </w:r>
     </w:p>
     <w:p>
@@ -12141,6 +13635,79 @@
           <w:rFonts w:ascii="Times New Roman" w:cs="Times New Roman" w:eastAsia="Times New Roman" w:hAnsi="Times New Roman"/>
         </w:rPr>
         <w:t xml:space="preserve">Значения компонентов совпадают с независимой эталонной моделью (0 расхождений из 14 сравнений) и с опубликованными значениями Xorshift; период 16-битных регистров равен 65535. Xorshift превосходит LFSR по равномерности байтов, LFSR остаётся сбалансированным источником отдельных бит.</w:t>
+      </w:r>
+    </w:p>
+    <w:p>
+      <w:pPr>
+        <w:pStyle w:val="ListParagraph"/>
+        <w:numPr>
+          <w:ilvl w:val="0"/>
+          <w:numId w:val="2"/>
+        </w:numPr>
+        <w:spacing w:after="80" w:line="290"/>
+        <w:jc w:val="left"/>
+      </w:pPr>
+      <w:r>
+        <w:rPr>
+          <w:rFonts w:ascii="Times New Roman" w:cs="Times New Roman" w:eastAsia="Times New Roman" w:hAnsi="Times New Roman"/>
+        </w:rPr>
+        <w:t xml:space="preserve">На одинаковых тестах качества (доля единиц, хи-квадрат по байтам) компоненты не уступают стандартным генераторам </w:t>
+      </w:r>
+      <w:r>
+        <w:rPr>
+          <w:rFonts w:ascii="Menlo" w:cs="Menlo" w:eastAsia="Menlo" w:hAnsi="Menlo"/>
+          <w:sz w:val="22"/>
+          <w:szCs w:val="22"/>
+        </w:rPr>
+        <w:t xml:space="preserve">rand</w:t>
+      </w:r>
+      <w:r>
+        <w:rPr>
+          <w:rFonts w:ascii="Times New Roman" w:cs="Times New Roman" w:eastAsia="Times New Roman" w:hAnsi="Times New Roman"/>
+        </w:rPr>
+        <w:t xml:space="preserve">, </w:t>
+      </w:r>
+      <w:r>
+        <w:rPr>
+          <w:rFonts w:ascii="Menlo" w:cs="Menlo" w:eastAsia="Menlo" w:hAnsi="Menlo"/>
+          <w:sz w:val="22"/>
+          <w:szCs w:val="22"/>
+        </w:rPr>
+        <w:t xml:space="preserve">random</w:t>
+      </w:r>
+      <w:r>
+        <w:rPr>
+          <w:rFonts w:ascii="Times New Roman" w:cs="Times New Roman" w:eastAsia="Times New Roman" w:hAnsi="Times New Roman"/>
+        </w:rPr>
+        <w:t xml:space="preserve">, </w:t>
+      </w:r>
+      <w:r>
+        <w:rPr>
+          <w:rFonts w:ascii="Menlo" w:cs="Menlo" w:eastAsia="Menlo" w:hAnsi="Menlo"/>
+          <w:sz w:val="22"/>
+          <w:szCs w:val="22"/>
+        </w:rPr>
+        <w:t xml:space="preserve">lrand48</w:t>
+      </w:r>
+      <w:r>
+        <w:rPr>
+          <w:rFonts w:ascii="Times New Roman" w:cs="Times New Roman" w:eastAsia="Times New Roman" w:hAnsi="Times New Roman"/>
+        </w:rPr>
+        <w:t xml:space="preserve"> и Mersenne Twister (аналогу MATLAB </w:t>
+      </w:r>
+      <w:r>
+        <w:rPr>
+          <w:rFonts w:ascii="Menlo" w:cs="Menlo" w:eastAsia="Menlo" w:hAnsi="Menlo"/>
+          <w:sz w:val="22"/>
+          <w:szCs w:val="22"/>
+        </w:rPr>
+        <w:t xml:space="preserve">rand</w:t>
+      </w:r>
+      <w:r>
+        <w:rPr>
+          <w:rFonts w:ascii="Times New Roman" w:cs="Times New Roman" w:eastAsia="Times New Roman" w:hAnsi="Times New Roman"/>
+        </w:rPr>
+        <w:t xml:space="preserve">); по скорости стандартные функции быстрее, так как вызываются напрямую, а не через интерфейс АОМК.</w:t>
       </w:r>
     </w:p>
     <w:p>

--- a/Eco.PseudoRandom/report/Report_Lab1_PRNG.docx
+++ b/Eco.PseudoRandom/report/Report_Lab1_PRNG.docx
@@ -2764,7 +2764,7 @@
         <w:rPr>
           <w:rFonts w:ascii="Times New Roman" w:cs="Times New Roman" w:eastAsia="Times New Roman" w:hAnsi="Times New Roman"/>
         </w:rPr>
-        <w:t xml:space="preserve"> Из терминала для каждого компонента (Debug и Release), затем для клиента:</w:t>
+        <w:t xml:space="preserve"> Команды выполняются из корня репозитория lab_1. Для каждого компонента (Debug и Release), затем для клиента:</w:t>
       </w:r>
     </w:p>
     <w:p>
@@ -2779,7 +2779,7 @@
           <w:sz w:val="17"/>
           <w:szCs w:val="17"/>
         </w:rPr>
-        <w:t xml:space="preserve">export ECO_FRAMEWORK=$HOME/Dev/Eco.Framework</w:t>
+        <w:t xml:space="preserve">export ECO_FRAMEWORK=$HOME/Dev/Eco.Framework        # путь к вашей копии Eco.Framework</w:t>
       </w:r>
     </w:p>
     <w:p>
@@ -2794,7 +2794,7 @@
           <w:sz w:val="17"/>
           <w:szCs w:val="17"/>
         </w:rPr>
-        <w:t xml:space="preserve">cd ~/Dev/Eco.GaloisLFSR1/AssemblyFiles/Mac/Xcode_v123</w:t>
+        <w:t xml:space="preserve">(cd Eco.GaloisLFSR1/AssemblyFiles/Mac/Xcode_v123 &amp;&amp; \</w:t>
       </w:r>
     </w:p>
     <w:p>
@@ -2809,7 +2809,7 @@
           <w:sz w:val="17"/>
           <w:szCs w:val="17"/>
         </w:rPr>
-        <w:t xml:space="preserve">xcodebuild -project EcoGaloisLFSR1.xcodeproj -scheme Static -configuration Release build</w:t>
+        <w:t xml:space="preserve">   xcodebuild -project EcoGaloisLFSR1.xcodeproj -scheme Static -configuration Release build)</w:t>
       </w:r>
     </w:p>
     <w:p>
@@ -2824,7 +2824,7 @@
           <w:sz w:val="17"/>
           <w:szCs w:val="17"/>
         </w:rPr>
-        <w:t xml:space="preserve">cd ~/Dev/Eco.Lab1/AssemblyFiles/Mac/Xcode_v123</w:t>
+        <w:t xml:space="preserve">(cd Eco.Lab1/AssemblyFiles/Mac/Xcode_v123 &amp;&amp; \</w:t>
       </w:r>
     </w:p>
     <w:p>
@@ -2839,7 +2839,7 @@
           <w:sz w:val="17"/>
           <w:szCs w:val="17"/>
         </w:rPr>
-        <w:t xml:space="preserve">xcodebuild -project EcoLab1UnitTest.xcodeproj -scheme Static -configuration Release \</w:t>
+        <w:t xml:space="preserve">   xcodebuild -project EcoLab1UnitTest.xcodeproj -scheme Static -configuration Release \</w:t>
       </w:r>
     </w:p>
     <w:p>
@@ -2854,7 +2854,7 @@
           <w:sz w:val="17"/>
           <w:szCs w:val="17"/>
         </w:rPr>
-        <w:t xml:space="preserve">           -derivedDataPath ../../../.dd_client build</w:t>
+        <w:t xml:space="preserve">              -derivedDataPath ../../../.dd_client build)</w:t>
       </w:r>
     </w:p>
     <w:p>
@@ -2869,7 +2869,7 @@
           <w:sz w:val="17"/>
           <w:szCs w:val="17"/>
         </w:rPr>
-        <w:t xml:space="preserve">~/Dev/Eco.Lab1/.dd_client/Build/Products/Release/Static</w:t>
+        <w:t xml:space="preserve">./Eco.Lab1/.dd_client/Build/Products/Release/Static</w:t>
       </w:r>
     </w:p>
     <w:p>
@@ -17952,7 +17952,7 @@
         <w:rPr>
           <w:rFonts w:ascii="Times New Roman" w:cs="Times New Roman" w:eastAsia="Times New Roman" w:hAnsi="Times New Roman"/>
         </w:rPr>
-        <w:t xml:space="preserve">Приложение Б. Состав поставки</w:t>
+        <w:t xml:space="preserve">Приложение Б. Состав поставки (пути от корня репозитория lab_1)</w:t>
       </w:r>
     </w:p>
     <w:tbl>
@@ -18106,7 +18106,7 @@
                 <w:sz w:val="20"/>
                 <w:szCs w:val="20"/>
               </w:rPr>
-              <w:t xml:space="preserve">~/Dev/Eco.FibonacciLFSR1, ~/Dev/Eco.GaloisLFSR1, ~/Dev/Eco.Xorshift1 (SourceFiles, HeaderFiles, SharedFiles, BuildFiles/Mac)</w:t>
+              <w:t xml:space="preserve">Eco.FibonacciLFSR1, Eco.GaloisLFSR1, Eco.Xorshift1 (SourceFiles, HeaderFiles, SharedFiles, BuildFiles/Mac)</w:t>
             </w:r>
           </w:p>
         </w:tc>
@@ -18173,7 +18173,7 @@
                 <w:sz w:val="20"/>
                 <w:szCs w:val="20"/>
               </w:rPr>
-              <w:t xml:space="preserve">~/Dev/Eco.Lab1 (UnitTestFiles/SourceFiles/EcoLab1.c)</w:t>
+              <w:t xml:space="preserve">Eco.Lab1 (UnitTestFiles/SourceFiles/EcoLab1.c)</w:t>
             </w:r>
           </w:p>
         </w:tc>
@@ -18240,7 +18240,7 @@
                 <w:sz w:val="20"/>
                 <w:szCs w:val="20"/>
               </w:rPr>
-              <w:t xml:space="preserve">~/Dev/Eco.PseudoRandom/SharedFiles</w:t>
+              <w:t xml:space="preserve">Eco.PseudoRandom/SharedFiles</w:t>
             </w:r>
           </w:p>
         </w:tc>
@@ -18307,7 +18307,7 @@
                 <w:sz w:val="20"/>
                 <w:szCs w:val="20"/>
               </w:rPr>
-              <w:t xml:space="preserve">~/Dev/Eco.PseudoRandom/reference</w:t>
+              <w:t xml:space="preserve">Eco.PseudoRandom/reference</w:t>
             </w:r>
           </w:p>
         </w:tc>
@@ -18374,7 +18374,7 @@
                 <w:sz w:val="20"/>
                 <w:szCs w:val="20"/>
               </w:rPr>
-              <w:t xml:space="preserve">~/Dev/Eco.PseudoRandom/tests</w:t>
+              <w:t xml:space="preserve">Eco.PseudoRandom/tests</w:t>
             </w:r>
           </w:p>
         </w:tc>
@@ -18441,7 +18441,7 @@
                 <w:sz w:val="20"/>
                 <w:szCs w:val="20"/>
               </w:rPr>
-              <w:t xml:space="preserve">~/Dev/Eco.PseudoRandom/prompts</w:t>
+              <w:t xml:space="preserve">Eco.PseudoRandom/prompts</w:t>
             </w:r>
           </w:p>
         </w:tc>
@@ -18508,7 +18508,7 @@
                 <w:sz w:val="20"/>
                 <w:szCs w:val="20"/>
               </w:rPr>
-              <w:t xml:space="preserve">~/Dev/Eco.PseudoRandom/report</w:t>
+              <w:t xml:space="preserve">Eco.PseudoRandom/report</w:t>
             </w:r>
           </w:p>
         </w:tc>
@@ -18544,7 +18544,7 @@
                 <w:sz w:val="20"/>
                 <w:szCs w:val="20"/>
               </w:rPr>
-              <w:t xml:space="preserve">Проекты прогонов финального промта P9 и архив версий на основе P8</w:t>
+              <w:t xml:space="preserve">Рабочие проекты прогонов промтов (P0–P9)</w:t>
             </w:r>
           </w:p>
         </w:tc>
@@ -18575,7 +18575,7 @@
                 <w:sz w:val="20"/>
                 <w:szCs w:val="20"/>
               </w:rPr>
-              <w:t xml:space="preserve">~/Dev/Eco.Experiments (P9/run1–run3, shipped_P8)</w:t>
+              <w:t xml:space="preserve">не входят в репозиторий; итоги каждого прогона записаны в Eco.PseudoRandom/prompts/experiment_log.md</w:t>
             </w:r>
           </w:p>
         </w:tc>

--- a/Eco.PseudoRandom/report/Report_Lab1_PRNG.docx
+++ b/Eco.PseudoRandom/report/Report_Lab1_PRNG.docx
@@ -78,7 +78,7 @@
           <w:sz w:val="24"/>
           <w:szCs w:val="24"/>
         </w:rPr>
-        <w:t xml:space="preserve">Студент: ______________________________</w:t>
+        <w:t xml:space="preserve">Студент: Черепенников Иван</w:t>
       </w:r>
     </w:p>
     <w:p>
@@ -92,7 +92,7 @@
           <w:sz w:val="24"/>
           <w:szCs w:val="24"/>
         </w:rPr>
-        <w:t xml:space="preserve">Группа: _______________________________</w:t>
+        <w:t xml:space="preserve">Группа: ТИДИ24</w:t>
       </w:r>
     </w:p>
     <w:p>
